--- a/zht/docx/205.content.docx
+++ b/zht/docx/205.content.docx
@@ -486,18 +486,12 @@
           <w:lang w:val="zh_TW" w:bidi="zh_TW"/>
         </w:rPr>
       </w:r>
-      <w:hyperlink r:id="rId13">
-        <w:r>
-          <w:rPr>
-            <w:lang w:val="zh_TW" w:bidi="zh_TW"/>
-          </w:rPr>
-          <w:rPr>
-            <w:color w:val="0000EE"/>
-            <w:u w:val="single"/>
-          </w:rPr>
-          <w:t>使徒行傳7:9–10</w:t>
-        </w:r>
-      </w:hyperlink>
+      <w:r>
+        <w:rPr>
+          <w:lang w:val="zh_TW" w:bidi="zh_TW"/>
+        </w:rPr>
+        <w:t>使徒行傳7:9–10</w:t>
+      </w:r>
     </w:p>
     <w:p>
       <w:pPr>
@@ -510,18 +504,12 @@
           <w:lang w:val="zh_TW" w:bidi="zh_TW"/>
         </w:rPr>
       </w:r>
-      <w:hyperlink r:id="rId14">
-        <w:r>
-          <w:rPr>
-            <w:lang w:val="zh_TW" w:bidi="zh_TW"/>
-          </w:rPr>
-          <w:rPr>
-            <w:color w:val="0000EE"/>
-            <w:u w:val="single"/>
-          </w:rPr>
-          <w:t>使徒行傳23:22</w:t>
-        </w:r>
-      </w:hyperlink>
+      <w:r>
+        <w:rPr>
+          <w:lang w:val="zh_TW" w:bidi="zh_TW"/>
+        </w:rPr>
+        <w:t>使徒行傳23:22</w:t>
+      </w:r>
     </w:p>
     <w:p>
       <w:pPr>
@@ -534,18 +522,12 @@
           <w:lang w:val="zh_TW" w:bidi="zh_TW"/>
         </w:rPr>
       </w:r>
-      <w:hyperlink r:id="rId15">
-        <w:r>
-          <w:rPr>
-            <w:lang w:val="zh_TW" w:bidi="zh_TW"/>
-          </w:rPr>
-          <w:rPr>
-            <w:color w:val="0000EE"/>
-            <w:u w:val="single"/>
-          </w:rPr>
-          <w:t>使徒行傳26:30</w:t>
-        </w:r>
-      </w:hyperlink>
+      <w:r>
+        <w:rPr>
+          <w:lang w:val="zh_TW" w:bidi="zh_TW"/>
+        </w:rPr>
+        <w:t>使徒行傳26:30</w:t>
+      </w:r>
     </w:p>
     <w:p>
       <w:pPr>
@@ -558,18 +540,12 @@
           <w:lang w:val="zh_TW" w:bidi="zh_TW"/>
         </w:rPr>
       </w:r>
-      <w:hyperlink r:id="rId16">
-        <w:r>
-          <w:rPr>
-            <w:lang w:val="zh_TW" w:bidi="zh_TW"/>
-          </w:rPr>
-          <w:rPr>
-            <w:color w:val="0000EE"/>
-            <w:u w:val="single"/>
-          </w:rPr>
-          <w:t>馬可福音13:9–10</w:t>
-        </w:r>
-      </w:hyperlink>
+      <w:r>
+        <w:rPr>
+          <w:lang w:val="zh_TW" w:bidi="zh_TW"/>
+        </w:rPr>
+        <w:t>馬可福音13:9–10</w:t>
+      </w:r>
     </w:p>
     <w:p>
       <w:pPr>
@@ -582,18 +558,12 @@
           <w:lang w:val="zh_TW" w:bidi="zh_TW"/>
         </w:rPr>
       </w:r>
-      <w:hyperlink r:id="rId17">
-        <w:r>
-          <w:rPr>
-            <w:lang w:val="zh_TW" w:bidi="zh_TW"/>
-          </w:rPr>
-          <w:rPr>
-            <w:color w:val="0000EE"/>
-            <w:u w:val="single"/>
-          </w:rPr>
-          <w:t>馬太福音10:18</w:t>
-        </w:r>
-      </w:hyperlink>
+      <w:r>
+        <w:rPr>
+          <w:lang w:val="zh_TW" w:bidi="zh_TW"/>
+        </w:rPr>
+        <w:t>馬太福音10:18</w:t>
+      </w:r>
     </w:p>
     <w:p>
       <w:pPr>
@@ -606,18 +576,12 @@
           <w:lang w:val="zh_TW" w:bidi="zh_TW"/>
         </w:rPr>
       </w:r>
-      <w:hyperlink r:id="rId18">
-        <w:r>
-          <w:rPr>
-            <w:lang w:val="zh_TW" w:bidi="zh_TW"/>
-          </w:rPr>
-          <w:rPr>
-            <w:color w:val="0000EE"/>
-            <w:u w:val="single"/>
-          </w:rPr>
-          <w:t>馬太福音27:1–2</w:t>
-        </w:r>
-      </w:hyperlink>
+      <w:r>
+        <w:rPr>
+          <w:lang w:val="zh_TW" w:bidi="zh_TW"/>
+        </w:rPr>
+        <w:t>馬太福音27:1–2</w:t>
+      </w:r>
     </w:p>
     <w:p>
       <w:pPr>
@@ -887,18 +851,12 @@
           <w:lang w:val="zh_TW" w:bidi="zh_TW"/>
         </w:rPr>
       </w:r>
-      <w:hyperlink r:id="rId19">
-        <w:r>
-          <w:rPr>
-            <w:lang w:val="zh_TW" w:bidi="zh_TW"/>
-          </w:rPr>
-          <w:rPr>
-            <w:color w:val="0000EE"/>
-            <w:u w:val="single"/>
-          </w:rPr>
-          <w:t>歷代志上10:14</w:t>
-        </w:r>
-      </w:hyperlink>
+      <w:r>
+        <w:rPr>
+          <w:lang w:val="zh_TW" w:bidi="zh_TW"/>
+        </w:rPr>
+        <w:t>歷代志上10:14</w:t>
+      </w:r>
     </w:p>
     <w:p>
       <w:pPr>
@@ -911,18 +869,12 @@
           <w:lang w:val="zh_TW" w:bidi="zh_TW"/>
         </w:rPr>
       </w:r>
-      <w:hyperlink r:id="rId20">
-        <w:r>
-          <w:rPr>
-            <w:lang w:val="zh_TW" w:bidi="zh_TW"/>
-          </w:rPr>
-          <w:rPr>
-            <w:color w:val="0000EE"/>
-            <w:u w:val="single"/>
-          </w:rPr>
-          <w:t>使徒行傳17:26–27</w:t>
-        </w:r>
-      </w:hyperlink>
+      <w:r>
+        <w:rPr>
+          <w:lang w:val="zh_TW" w:bidi="zh_TW"/>
+        </w:rPr>
+        <w:t>使徒行傳17:26–27</w:t>
+      </w:r>
     </w:p>
     <w:p>
       <w:pPr>
@@ -935,18 +887,12 @@
           <w:lang w:val="zh_TW" w:bidi="zh_TW"/>
         </w:rPr>
       </w:r>
-      <w:hyperlink r:id="rId21">
-        <w:r>
-          <w:rPr>
-            <w:lang w:val="zh_TW" w:bidi="zh_TW"/>
-          </w:rPr>
-          <w:rPr>
-            <w:color w:val="0000EE"/>
-            <w:u w:val="single"/>
-          </w:rPr>
-          <w:t>希伯來書11:6</w:t>
-        </w:r>
-      </w:hyperlink>
+      <w:r>
+        <w:rPr>
+          <w:lang w:val="zh_TW" w:bidi="zh_TW"/>
+        </w:rPr>
+        <w:t>希伯來書11:6</w:t>
+      </w:r>
     </w:p>
     <w:p>
       <w:pPr>
@@ -959,18 +905,12 @@
           <w:lang w:val="zh_TW" w:bidi="zh_TW"/>
         </w:rPr>
       </w:r>
-      <w:hyperlink r:id="rId22">
-        <w:r>
-          <w:rPr>
-            <w:lang w:val="zh_TW" w:bidi="zh_TW"/>
-          </w:rPr>
-          <w:rPr>
-            <w:color w:val="0000EE"/>
-            <w:u w:val="single"/>
-          </w:rPr>
-          <w:t>路加福音11:9</w:t>
-        </w:r>
-      </w:hyperlink>
+      <w:r>
+        <w:rPr>
+          <w:lang w:val="zh_TW" w:bidi="zh_TW"/>
+        </w:rPr>
+        <w:t>路加福音11:9</w:t>
+      </w:r>
     </w:p>
     <w:p>
       <w:pPr>
@@ -983,18 +923,12 @@
           <w:lang w:val="zh_TW" w:bidi="zh_TW"/>
         </w:rPr>
       </w:r>
-      <w:hyperlink r:id="rId23">
-        <w:r>
-          <w:rPr>
-            <w:lang w:val="zh_TW" w:bidi="zh_TW"/>
-          </w:rPr>
-          <w:rPr>
-            <w:color w:val="0000EE"/>
-            <w:u w:val="single"/>
-          </w:rPr>
-          <w:t>詩篇27:8</w:t>
-        </w:r>
-      </w:hyperlink>
+      <w:r>
+        <w:rPr>
+          <w:lang w:val="zh_TW" w:bidi="zh_TW"/>
+        </w:rPr>
+        <w:t>詩篇27:8</w:t>
+      </w:r>
     </w:p>
     <w:p>
       <w:pPr>

--- a/zht/docx/205.content.docx
+++ b/zht/docx/205.content.docx
@@ -413,19 +413,7 @@
         <w:rPr>
           <w:lang w:val="zh_TW" w:bidi="zh_TW"/>
         </w:rPr>
-        <w:t>，</w:t>
-      </w:r>
-      <w:r>
-        <w:rPr>
-          <w:lang w:val="zh_TW" w:bidi="zh_TW"/>
-        </w:rPr>
-        <w:t>權能</w:t>
-      </w:r>
-      <w:r>
-        <w:rPr>
-          <w:lang w:val="zh_TW" w:bidi="zh_TW"/>
-        </w:rPr>
-        <w:t>，</w:t>
+        <w:t>，權能，</w:t>
       </w:r>
       <w:r>
         <w:rPr>
@@ -814,19 +802,7 @@
         <w:rPr>
           <w:lang w:val="zh_TW" w:bidi="zh_TW"/>
         </w:rPr>
-        <w:t>、</w:t>
-      </w:r>
-      <w:r>
-        <w:rPr>
-          <w:lang w:val="zh_TW" w:bidi="zh_TW"/>
-        </w:rPr>
-        <w:t>真實</w:t>
-      </w:r>
-      <w:r>
-        <w:rPr>
-          <w:lang w:val="zh_TW" w:bidi="zh_TW"/>
-        </w:rPr>
-        <w:t>）</w:t>
+        <w:t>、真實）</w:t>
       </w:r>
     </w:p>
     <w:p>
